--- a/Data_Technician_Workbook_Week_1/Data_Technician_Workbook_Week_1.docx
+++ b/Data_Technician_Workbook_Week_1/Data_Technician_Workbook_Week_1.docx
@@ -235,7 +235,7 @@
                                     </pic:cNvPicPr>
                                   </pic:nvPicPr>
                                   <pic:blipFill>
-                                    <a:blip r:embed="rId10">
+                                    <a:blip r:embed="rId11">
                                       <a:extLst>
                                         <a:ext uri="{28A0092B-C50C-407E-A947-70E740481C1C}">
                                           <a14:useLocalDpi xmlns:a14="http://schemas.microsoft.com/office/drawing/2010/main" val="0"/>
@@ -487,7 +487,7 @@
               </wp:anchor>
             </w:drawing>
           </mc:Choice>
-          <mc:Fallback xmlns:a="http://schemas.openxmlformats.org/drawingml/2006/main" xmlns:pic="http://schemas.openxmlformats.org/drawingml/2006/picture" xmlns:a14="http://schemas.microsoft.com/office/drawing/2010/main" xmlns:w16sdtfl="http://schemas.microsoft.com/office/word/2024/wordml/sdtformatlock" xmlns:w16du="http://schemas.microsoft.com/office/word/2023/wordml/word16du">
+          <mc:Fallback xmlns:w16du="http://schemas.microsoft.com/office/word/2023/wordml/word16du" xmlns:w16sdtfl="http://schemas.microsoft.com/office/word/2024/wordml/sdtformatlock" xmlns:a14="http://schemas.microsoft.com/office/drawing/2010/main" xmlns:pic="http://schemas.openxmlformats.org/drawingml/2006/picture" xmlns:a="http://schemas.openxmlformats.org/drawingml/2006/main">
             <w:pict>
               <v:group id="Group 748818473" style="position:absolute;margin-left:.6pt;margin-top:-56.1pt;width:597.7pt;height:27pt;z-index:251667456;mso-position-horizontal-relative:page;mso-width-relative:margin;mso-height-relative:margin" coordsize="56512,2667" coordorigin="18980" o:spid="_x0000_s1026" w14:anchorId="4A798FAE" o:gfxdata="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">
                 <v:rect id="Rectangle 1055483535" style="position:absolute;left:18980;width:18898;height:2667;visibility:visible;mso-wrap-style:square;v-text-anchor:middle" o:spid="_x0000_s1027" fillcolor="#e72b4b" strokecolor="#e72b4b" strokeweight="1pt" o:gfxdata="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"/>
@@ -1221,6 +1221,7 @@
               </w:rPr>
               <w:t xml:space="preserve">Name: </w:t>
             </w:r>
+            <w:proofErr w:type="spellStart"/>
             <w:r>
               <w:rPr>
                 <w:rFonts w:asciiTheme="minorHAnsi" w:hAnsiTheme="minorHAnsi" w:cstheme="minorHAnsi"/>
@@ -1228,7 +1229,22 @@
                 <w:sz w:val="28"/>
                 <w:szCs w:val="28"/>
               </w:rPr>
-              <w:t>Alaa Mostafa</w:t>
+              <w:t>S</w:t>
+            </w:r>
+            <w:r>
+              <w:rPr>
+                <w:rFonts w:cstheme="minorHAnsi"/>
+                <w:color w:val="auto"/>
+              </w:rPr>
+              <w:t>abawoon</w:t>
+            </w:r>
+            <w:proofErr w:type="spellEnd"/>
+            <w:r>
+              <w:rPr>
+                <w:rFonts w:cstheme="minorHAnsi"/>
+                <w:color w:val="auto"/>
+              </w:rPr>
+              <w:t xml:space="preserve"> Nezami</w:t>
             </w:r>
           </w:p>
         </w:tc>
@@ -1270,7 +1286,43 @@
                 <w:sz w:val="28"/>
                 <w:szCs w:val="28"/>
               </w:rPr>
-              <w:t>16/12/24</w:t>
+              <w:t>07</w:t>
+            </w:r>
+            <w:r>
+              <w:rPr>
+                <w:rFonts w:asciiTheme="minorHAnsi" w:hAnsiTheme="minorHAnsi" w:cstheme="minorHAnsi"/>
+                <w:color w:val="auto"/>
+                <w:sz w:val="28"/>
+                <w:szCs w:val="28"/>
+              </w:rPr>
+              <w:t>/</w:t>
+            </w:r>
+            <w:r>
+              <w:rPr>
+                <w:rFonts w:asciiTheme="minorHAnsi" w:hAnsiTheme="minorHAnsi" w:cstheme="minorHAnsi"/>
+                <w:color w:val="auto"/>
+                <w:sz w:val="28"/>
+                <w:szCs w:val="28"/>
+              </w:rPr>
+              <w:t>01</w:t>
+            </w:r>
+            <w:r>
+              <w:rPr>
+                <w:rFonts w:asciiTheme="minorHAnsi" w:hAnsiTheme="minorHAnsi" w:cstheme="minorHAnsi"/>
+                <w:color w:val="auto"/>
+                <w:sz w:val="28"/>
+                <w:szCs w:val="28"/>
+              </w:rPr>
+              <w:t>/2</w:t>
+            </w:r>
+            <w:r>
+              <w:rPr>
+                <w:rFonts w:asciiTheme="minorHAnsi" w:hAnsiTheme="minorHAnsi" w:cstheme="minorHAnsi"/>
+                <w:color w:val="auto"/>
+                <w:sz w:val="28"/>
+                <w:szCs w:val="28"/>
+              </w:rPr>
+              <w:t>6</w:t>
             </w:r>
           </w:p>
         </w:tc>
@@ -2778,25 +2830,7 @@
                 <w:sz w:val="28"/>
                 <w:szCs w:val="28"/>
               </w:rPr>
-              <w:t>The Data Protection Act</w:t>
-            </w:r>
-            <w:r>
-              <w:rPr>
-                <w:rStyle w:val="ANSWERS"/>
-                <w:rFonts w:asciiTheme="minorHAnsi" w:hAnsiTheme="minorHAnsi" w:cstheme="minorHAnsi"/>
-                <w:sz w:val="28"/>
-                <w:szCs w:val="28"/>
-              </w:rPr>
-              <w:t xml:space="preserve"> </w:t>
-            </w:r>
-            <w:r>
-              <w:rPr>
-                <w:rStyle w:val="ANSWERS"/>
-                <w:rFonts w:asciiTheme="minorHAnsi" w:hAnsiTheme="minorHAnsi" w:cstheme="minorHAnsi"/>
-                <w:sz w:val="28"/>
-                <w:szCs w:val="28"/>
-              </w:rPr>
-              <w:t xml:space="preserve">controls how personal information can be used and </w:t>
+              <w:t xml:space="preserve">The Data Protection Act controls how personal information can be used and </w:t>
             </w:r>
             <w:r>
               <w:rPr>
@@ -3013,43 +3047,7 @@
                 <w:sz w:val="28"/>
                 <w:szCs w:val="28"/>
               </w:rPr>
-              <w:t xml:space="preserve">It is important </w:t>
-            </w:r>
-            <w:r>
-              <w:rPr>
-                <w:rStyle w:val="ANSWERS"/>
-                <w:rFonts w:asciiTheme="minorHAnsi" w:hAnsiTheme="minorHAnsi" w:cstheme="minorHAnsi"/>
-                <w:sz w:val="28"/>
-                <w:szCs w:val="28"/>
-              </w:rPr>
-              <w:t>because it gives individuals control over their personal data</w:t>
-            </w:r>
-            <w:r>
-              <w:rPr>
-                <w:rStyle w:val="ANSWERS"/>
-                <w:rFonts w:asciiTheme="minorHAnsi" w:hAnsiTheme="minorHAnsi" w:cstheme="minorHAnsi"/>
-                <w:sz w:val="28"/>
-                <w:szCs w:val="28"/>
-              </w:rPr>
-              <w:t xml:space="preserve"> and </w:t>
-            </w:r>
-            <w:r>
-              <w:rPr>
-                <w:rStyle w:val="ANSWERS"/>
-                <w:rFonts w:asciiTheme="minorHAnsi" w:hAnsiTheme="minorHAnsi" w:cstheme="minorHAnsi"/>
-                <w:sz w:val="28"/>
-                <w:szCs w:val="28"/>
-              </w:rPr>
-              <w:t>forcing businesses to be transparent and accountable</w:t>
-            </w:r>
-            <w:r>
-              <w:rPr>
-                <w:rStyle w:val="ANSWERS"/>
-                <w:rFonts w:asciiTheme="minorHAnsi" w:hAnsiTheme="minorHAnsi" w:cstheme="minorHAnsi"/>
-                <w:sz w:val="28"/>
-                <w:szCs w:val="28"/>
-              </w:rPr>
-              <w:t>.</w:t>
+              <w:t>It is important because it gives individuals control over their personal data and forcing businesses to be transparent and accountable.</w:t>
             </w:r>
           </w:p>
           <w:p>
@@ -3188,52 +3186,7 @@
                 <w:sz w:val="28"/>
                 <w:szCs w:val="28"/>
               </w:rPr>
-              <w:t xml:space="preserve">Freedom of Information Act (FOIA) gives the </w:t>
-            </w:r>
-            <w:r>
-              <w:rPr>
-                <w:rStyle w:val="ANSWERS"/>
-                <w:rFonts w:asciiTheme="minorHAnsi" w:hAnsiTheme="minorHAnsi" w:cstheme="minorHAnsi"/>
-                <w:sz w:val="28"/>
-                <w:szCs w:val="28"/>
-              </w:rPr>
-              <w:t xml:space="preserve">wider </w:t>
-            </w:r>
-            <w:r>
-              <w:rPr>
-                <w:rStyle w:val="ANSWERS"/>
-                <w:rFonts w:asciiTheme="minorHAnsi" w:hAnsiTheme="minorHAnsi" w:cstheme="minorHAnsi"/>
-                <w:sz w:val="28"/>
-                <w:szCs w:val="28"/>
-              </w:rPr>
-              <w:t xml:space="preserve">public </w:t>
-            </w:r>
-            <w:r>
-              <w:rPr>
-                <w:rStyle w:val="ANSWERS"/>
-                <w:rFonts w:asciiTheme="minorHAnsi" w:hAnsiTheme="minorHAnsi" w:cstheme="minorHAnsi"/>
-                <w:sz w:val="28"/>
-                <w:szCs w:val="28"/>
-              </w:rPr>
-              <w:t xml:space="preserve">not just citizens </w:t>
-            </w:r>
-            <w:r>
-              <w:rPr>
-                <w:rStyle w:val="ANSWERS"/>
-                <w:rFonts w:asciiTheme="minorHAnsi" w:hAnsiTheme="minorHAnsi" w:cstheme="minorHAnsi"/>
-                <w:sz w:val="28"/>
-                <w:szCs w:val="28"/>
-              </w:rPr>
-              <w:t>the right to access recorded information held by most UK public authorities</w:t>
-            </w:r>
-            <w:r>
-              <w:rPr>
-                <w:rStyle w:val="ANSWERS"/>
-                <w:rFonts w:asciiTheme="minorHAnsi" w:hAnsiTheme="minorHAnsi" w:cstheme="minorHAnsi"/>
-                <w:sz w:val="28"/>
-                <w:szCs w:val="28"/>
-              </w:rPr>
-              <w:t>.</w:t>
+              <w:t>Freedom of Information Act (FOIA) gives the wider public not just citizens the right to access recorded information held by most UK public authorities.</w:t>
             </w:r>
             <w:r>
               <w:rPr>
@@ -3399,6 +3352,7 @@
                 <w:sz w:val="28"/>
                 <w:szCs w:val="28"/>
               </w:rPr>
+              <w:lastRenderedPageBreak/>
               <w:t>Computer Misuse Act</w:t>
             </w:r>
           </w:p>
@@ -3785,7 +3739,7 @@
                           <pic:cNvPicPr/>
                         </pic:nvPicPr>
                         <pic:blipFill>
-                          <a:blip r:embed="rId11"/>
+                          <a:blip r:embed="rId12"/>
                           <a:stretch>
                             <a:fillRect/>
                           </a:stretch>
@@ -3877,7 +3831,7 @@
                           <pic:cNvPicPr/>
                         </pic:nvPicPr>
                         <pic:blipFill>
-                          <a:blip r:embed="rId12"/>
+                          <a:blip r:embed="rId13"/>
                           <a:stretch>
                             <a:fillRect/>
                           </a:stretch>
@@ -3984,7 +3938,7 @@
                           <pic:cNvPicPr/>
                         </pic:nvPicPr>
                         <pic:blipFill>
-                          <a:blip r:embed="rId13" cstate="print">
+                          <a:blip r:embed="rId14" cstate="print">
                             <a:extLst>
                               <a:ext uri="{28A0092B-C50C-407E-A947-70E740481C1C}">
                                 <a14:useLocalDpi xmlns:a14="http://schemas.microsoft.com/office/drawing/2010/main" val="0"/>
@@ -4103,7 +4057,7 @@
                           <pic:cNvPicPr/>
                         </pic:nvPicPr>
                         <pic:blipFill>
-                          <a:blip r:embed="rId14" cstate="print">
+                          <a:blip r:embed="rId15" cstate="print">
                             <a:extLst>
                               <a:ext uri="{28A0092B-C50C-407E-A947-70E740481C1C}">
                                 <a14:useLocalDpi xmlns:a14="http://schemas.microsoft.com/office/drawing/2010/main" val="0"/>
@@ -4319,7 +4273,7 @@
                     <pic:cNvPicPr/>
                   </pic:nvPicPr>
                   <pic:blipFill>
-                    <a:blip r:embed="rId15">
+                    <a:blip r:embed="rId16">
                       <a:extLst>
                         <a:ext uri="{28A0092B-C50C-407E-A947-70E740481C1C}">
                           <a14:useLocalDpi xmlns:a14="http://schemas.microsoft.com/office/drawing/2010/main" val="0"/>
@@ -4454,7 +4408,7 @@
                           <pic:cNvPicPr/>
                         </pic:nvPicPr>
                         <pic:blipFill rotWithShape="1">
-                          <a:blip r:embed="rId16">
+                          <a:blip r:embed="rId17">
                             <a:extLst>
                               <a:ext uri="{28A0092B-C50C-407E-A947-70E740481C1C}">
                                 <a14:useLocalDpi xmlns:a14="http://schemas.microsoft.com/office/drawing/2010/main" val="0"/>
@@ -4533,7 +4487,7 @@
                           <pic:cNvPicPr/>
                         </pic:nvPicPr>
                         <pic:blipFill>
-                          <a:blip r:embed="rId17">
+                          <a:blip r:embed="rId18">
                             <a:extLst>
                               <a:ext uri="{28A0092B-C50C-407E-A947-70E740481C1C}">
                                 <a14:useLocalDpi xmlns:a14="http://schemas.microsoft.com/office/drawing/2010/main" val="0"/>
@@ -4605,7 +4559,7 @@
                           <pic:cNvPicPr/>
                         </pic:nvPicPr>
                         <pic:blipFill>
-                          <a:blip r:embed="rId18">
+                          <a:blip r:embed="rId19">
                             <a:extLst>
                               <a:ext uri="{28A0092B-C50C-407E-A947-70E740481C1C}">
                                 <a14:useLocalDpi xmlns:a14="http://schemas.microsoft.com/office/drawing/2010/main" val="0"/>
@@ -4790,7 +4744,7 @@
                           <pic:cNvPicPr/>
                         </pic:nvPicPr>
                         <pic:blipFill>
-                          <a:blip r:embed="rId19">
+                          <a:blip r:embed="rId20">
                             <a:extLst>
                               <a:ext uri="{28A0092B-C50C-407E-A947-70E740481C1C}">
                                 <a14:useLocalDpi xmlns:a14="http://schemas.microsoft.com/office/drawing/2010/main" val="0"/>
@@ -5038,7 +4992,7 @@
                           <pic:cNvPicPr/>
                         </pic:nvPicPr>
                         <pic:blipFill>
-                          <a:blip r:embed="rId20">
+                          <a:blip r:embed="rId21">
                             <a:extLst>
                               <a:ext uri="{28A0092B-C50C-407E-A947-70E740481C1C}">
                                 <a14:useLocalDpi xmlns:a14="http://schemas.microsoft.com/office/drawing/2010/main" val="0"/>
@@ -5223,7 +5177,7 @@
                           <pic:cNvPicPr/>
                         </pic:nvPicPr>
                         <pic:blipFill>
-                          <a:blip r:embed="rId19">
+                          <a:blip r:embed="rId20">
                             <a:extLst>
                               <a:ext uri="{28A0092B-C50C-407E-A947-70E740481C1C}">
                                 <a14:useLocalDpi xmlns:a14="http://schemas.microsoft.com/office/drawing/2010/main" val="0"/>
@@ -5338,7 +5292,7 @@
                           <pic:cNvPicPr/>
                         </pic:nvPicPr>
                         <pic:blipFill>
-                          <a:blip r:embed="rId21">
+                          <a:blip r:embed="rId22">
                             <a:extLst>
                               <a:ext uri="{28A0092B-C50C-407E-A947-70E740481C1C}">
                                 <a14:useLocalDpi xmlns:a14="http://schemas.microsoft.com/office/drawing/2010/main" val="0"/>
@@ -5538,7 +5492,7 @@
                           <pic:cNvPicPr/>
                         </pic:nvPicPr>
                         <pic:blipFill>
-                          <a:blip r:embed="rId22" cstate="print">
+                          <a:blip r:embed="rId23" cstate="print">
                             <a:extLst>
                               <a:ext uri="{28A0092B-C50C-407E-A947-70E740481C1C}">
                                 <a14:useLocalDpi xmlns:a14="http://schemas.microsoft.com/office/drawing/2010/main" val="0"/>
@@ -5830,7 +5784,7 @@
                           <pic:cNvPicPr/>
                         </pic:nvPicPr>
                         <pic:blipFill>
-                          <a:blip r:embed="rId23" cstate="print">
+                          <a:blip r:embed="rId24" cstate="print">
                             <a:extLst>
                               <a:ext uri="{28A0092B-C50C-407E-A947-70E740481C1C}">
                                 <a14:useLocalDpi xmlns:a14="http://schemas.microsoft.com/office/drawing/2010/main" val="0"/>
@@ -7999,7 +7953,7 @@
                           <pic:cNvPicPr/>
                         </pic:nvPicPr>
                         <pic:blipFill>
-                          <a:blip r:embed="rId24">
+                          <a:blip r:embed="rId25">
                             <a:extLst>
                               <a:ext uri="{28A0092B-C50C-407E-A947-70E740481C1C}">
                                 <a14:useLocalDpi xmlns:a14="http://schemas.microsoft.com/office/drawing/2010/main" val="0"/>
@@ -8167,7 +8121,7 @@
                           <pic:cNvPicPr/>
                         </pic:nvPicPr>
                         <pic:blipFill>
-                          <a:blip r:embed="rId25">
+                          <a:blip r:embed="rId26">
                             <a:extLst>
                               <a:ext uri="{28A0092B-C50C-407E-A947-70E740481C1C}">
                                 <a14:useLocalDpi xmlns:a14="http://schemas.microsoft.com/office/drawing/2010/main" val="0"/>
@@ -8541,7 +8495,7 @@
                           <pic:cNvPicPr/>
                         </pic:nvPicPr>
                         <pic:blipFill>
-                          <a:blip r:embed="rId26">
+                          <a:blip r:embed="rId27">
                             <a:extLst>
                               <a:ext uri="{28A0092B-C50C-407E-A947-70E740481C1C}">
                                 <a14:useLocalDpi xmlns:a14="http://schemas.microsoft.com/office/drawing/2010/main" val="0"/>
@@ -8638,7 +8592,7 @@
                           <pic:cNvPicPr/>
                         </pic:nvPicPr>
                         <pic:blipFill>
-                          <a:blip r:embed="rId27">
+                          <a:blip r:embed="rId28">
                             <a:extLst>
                               <a:ext uri="{28A0092B-C50C-407E-A947-70E740481C1C}">
                                 <a14:useLocalDpi xmlns:a14="http://schemas.microsoft.com/office/drawing/2010/main" val="0"/>
@@ -8710,7 +8664,7 @@
                           <pic:cNvPicPr/>
                         </pic:nvPicPr>
                         <pic:blipFill>
-                          <a:blip r:embed="rId28">
+                          <a:blip r:embed="rId29">
                             <a:extLst>
                               <a:ext uri="{28A0092B-C50C-407E-A947-70E740481C1C}">
                                 <a14:useLocalDpi xmlns:a14="http://schemas.microsoft.com/office/drawing/2010/main" val="0"/>
@@ -9023,25 +8977,7 @@
                 <w:sz w:val="28"/>
                 <w:szCs w:val="28"/>
               </w:rPr>
-              <w:t xml:space="preserve">I would use PowerPoint </w:t>
-            </w:r>
-            <w:r>
-              <w:rPr>
-                <w:rStyle w:val="ANSWERS"/>
-                <w:rFonts w:asciiTheme="minorHAnsi" w:hAnsiTheme="minorHAnsi" w:cstheme="minorHAnsi"/>
-                <w:sz w:val="28"/>
-                <w:szCs w:val="28"/>
-              </w:rPr>
-              <w:t xml:space="preserve">and/or Excel </w:t>
-            </w:r>
-            <w:r>
-              <w:rPr>
-                <w:rStyle w:val="ANSWERS"/>
-                <w:rFonts w:asciiTheme="minorHAnsi" w:hAnsiTheme="minorHAnsi" w:cstheme="minorHAnsi"/>
-                <w:sz w:val="28"/>
-                <w:szCs w:val="28"/>
-              </w:rPr>
-              <w:t>to present the findings clearly.</w:t>
+              <w:t>I would use PowerPoint and/or Excel to present the findings clearly.</w:t>
             </w:r>
           </w:p>
         </w:tc>
@@ -9263,23 +9199,7 @@
                 <w:sz w:val="28"/>
                 <w:szCs w:val="28"/>
               </w:rPr>
-              <w:t xml:space="preserve">I would explain the changes by linking them directly to the data. For example, I would explain how renewal pricing is contributing to customer </w:t>
-            </w:r>
-            <w:r>
-              <w:rPr>
-                <w:rFonts w:asciiTheme="minorHAnsi" w:hAnsiTheme="minorHAnsi" w:cstheme="minorHAnsi"/>
-                <w:sz w:val="28"/>
-                <w:szCs w:val="28"/>
-              </w:rPr>
-              <w:t>leave</w:t>
-            </w:r>
-            <w:r>
-              <w:rPr>
-                <w:rFonts w:asciiTheme="minorHAnsi" w:hAnsiTheme="minorHAnsi" w:cstheme="minorHAnsi"/>
-                <w:sz w:val="28"/>
-                <w:szCs w:val="28"/>
-              </w:rPr>
-              <w:t xml:space="preserve"> and suggest improvements such as better communication before renewal, loyalty incentives, or pricing reviews.</w:t>
+              <w:t>I would explain the changes by linking them directly to the data. For example, I would explain how renewal pricing is contributing to customer leave and suggest improvements such as better communication before renewal, loyalty incentives, or pricing reviews.</w:t>
             </w:r>
           </w:p>
         </w:tc>
@@ -10155,9 +10075,9 @@
       </w:pPr>
     </w:p>
     <w:sectPr>
-      <w:headerReference w:type="default" r:id="rId29"/>
-      <w:footerReference w:type="even" r:id="rId30"/>
-      <w:footerReference w:type="default" r:id="rId31"/>
+      <w:headerReference w:type="default" r:id="rId30"/>
+      <w:footerReference w:type="even" r:id="rId31"/>
+      <w:footerReference w:type="default" r:id="rId32"/>
       <w:pgSz w:w="11906" w:h="16838"/>
       <w:pgMar w:top="1134" w:right="1134" w:bottom="992" w:left="1134" w:header="709" w:footer="522" w:gutter="0"/>
       <w:cols w:space="708"/>
@@ -10676,7 +10596,7 @@
             </wp:anchor>
           </w:drawing>
         </mc:Choice>
-        <mc:Fallback xmlns:a="http://schemas.openxmlformats.org/drawingml/2006/main" xmlns:w16sdtfl="http://schemas.microsoft.com/office/word/2024/wordml/sdtformatlock" xmlns:w16du="http://schemas.microsoft.com/office/word/2023/wordml/word16du">
+        <mc:Fallback xmlns:w16du="http://schemas.microsoft.com/office/word/2023/wordml/word16du" xmlns:w16sdtfl="http://schemas.microsoft.com/office/word/2024/wordml/sdtformatlock" xmlns:a="http://schemas.openxmlformats.org/drawingml/2006/main">
           <w:pict>
             <v:group id="Group 1783282251" style="position:absolute;margin-left:0;margin-top:-34.25pt;width:597.7pt;height:19.8pt;z-index:251661312;mso-position-horizontal:center;mso-position-horizontal-relative:margin;mso-width-relative:margin;mso-height-relative:margin" coordsize="56512,2667" coordorigin="18980" o:spid="_x0000_s1026" w14:anchorId="764DC45D" o:gfxdata="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">
               <v:rect id="Rectangle 503669955" style="position:absolute;left:18980;width:18898;height:2667;visibility:visible;mso-wrap-style:square;v-text-anchor:middle" o:spid="_x0000_s1027" fillcolor="#e72b4b" strokecolor="#e72b4b" strokeweight="1pt" o:gfxdata="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"/>
@@ -13426,18 +13346,18 @@
 </file>
 
 <file path=customXml/item1.xml><?xml version="1.0" encoding="utf-8"?>
-<p:properties xmlns:p="http://schemas.microsoft.com/office/2006/metadata/properties" xmlns:xsi="http://www.w3.org/2001/XMLSchema-instance" xmlns:pc="http://schemas.microsoft.com/office/infopath/2007/PartnerControls">
-  <documentManagement/>
-</p:properties>
-</file>
-
-<file path=customXml/item2.xml><?xml version="1.0" encoding="utf-8"?>
 <?mso-contentType ?>
 <FormTemplates xmlns="http://schemas.microsoft.com/sharepoint/v3/contenttype/forms">
   <Display>DocumentLibraryForm</Display>
   <Edit>DocumentLibraryForm</Edit>
   <New>DocumentLibraryForm</New>
 </FormTemplates>
+</file>
+
+<file path=customXml/item2.xml><?xml version="1.0" encoding="utf-8"?>
+<p:properties xmlns:p="http://schemas.microsoft.com/office/2006/metadata/properties" xmlns:xsi="http://www.w3.org/2001/XMLSchema-instance" xmlns:pc="http://schemas.microsoft.com/office/infopath/2007/PartnerControls">
+  <documentManagement/>
+</p:properties>
 </file>
 
 <file path=customXml/item3.xml><?xml version="1.0" encoding="utf-8"?>
@@ -13555,18 +13475,18 @@
 </file>
 
 <file path=customXml/itemProps1.xml><?xml version="1.0" encoding="utf-8"?>
-<ds:datastoreItem xmlns:ds="http://schemas.openxmlformats.org/officeDocument/2006/customXml" ds:itemID="{43A31928-9400-425F-902A-01AEBB24A0DF}">
+<ds:datastoreItem xmlns:ds="http://schemas.openxmlformats.org/officeDocument/2006/customXml" ds:itemID="{4C844884-3ADE-4244-9C3D-082AB1EE6B35}">
   <ds:schemaRefs>
-    <ds:schemaRef ds:uri="http://schemas.microsoft.com/office/2006/metadata/properties"/>
-    <ds:schemaRef ds:uri="http://schemas.microsoft.com/office/infopath/2007/PartnerControls"/>
+    <ds:schemaRef ds:uri="http://schemas.microsoft.com/sharepoint/v3/contenttype/forms"/>
   </ds:schemaRefs>
 </ds:datastoreItem>
 </file>
 
 <file path=customXml/itemProps2.xml><?xml version="1.0" encoding="utf-8"?>
-<ds:datastoreItem xmlns:ds="http://schemas.openxmlformats.org/officeDocument/2006/customXml" ds:itemID="{4C844884-3ADE-4244-9C3D-082AB1EE6B35}">
+<ds:datastoreItem xmlns:ds="http://schemas.openxmlformats.org/officeDocument/2006/customXml" ds:itemID="{43A31928-9400-425F-902A-01AEBB24A0DF}">
   <ds:schemaRefs>
-    <ds:schemaRef ds:uri="http://schemas.microsoft.com/sharepoint/v3/contenttype/forms"/>
+    <ds:schemaRef ds:uri="http://schemas.microsoft.com/office/2006/metadata/properties"/>
+    <ds:schemaRef ds:uri="http://schemas.microsoft.com/office/infopath/2007/PartnerControls"/>
   </ds:schemaRefs>
 </ds:datastoreItem>
 </file>
